--- a/rapports/2026-06-06/EQ32/EQ32_enq2_v2/DR_malforme_1_42202E_11/30-69-83-14.docx
+++ b/rapports/2026-06-06/EQ32/EQ32_enq2_v2/DR_malforme_1_42202E_11/30-69-83-14.docx
@@ -297,7 +297,7 @@
           <w:color w:val="1F6FEB"/>
           <w:sz w:val="22"/>
         </w:rPr>
-        <w:t>⚠ INCOHÉRENCES À CORRIGER (105)</w:t>
+        <w:t>⚠ INCOHÉRENCES À CORRIGER (101)</w:t>
       </w:r>
     </w:p>
     <w:tbl>
@@ -724,7 +724,7 @@
                 <w:color w:val="16A34A"/>
                 <w:sz w:val="16"/>
               </w:rPr>
-              <w:t>—</w:t>
+              <w:t>s00q10, s01q35, s01q36, s01q37, s02q04, s02q15, s01q00b, s02q17_code</w:t>
             </w:r>
           </w:p>
         </w:tc>
@@ -755,7 +755,7 @@
                 <w:i w:val="0"/>
                 <w:sz w:val="17"/>
               </w:rPr>
-              <w:t>Incohérence!!! seulement les écoles privées paient les frais de scolarité (y compris les frais d'inscription).</w:t>
+              <w:t>Avertissement!!! L'âge (24 ans) de SECKOU TOURE SANE avec son niveau d'étude (3ème année Secondaire 2 Général) semble incoherent, veuillez confirmer cette information avec le QG ou corriger l'incohérence.</w:t>
             </w:r>
           </w:p>
         </w:tc>
@@ -814,7 +814,7 @@
                 <w:color w:val="16A34A"/>
                 <w:sz w:val="16"/>
               </w:rPr>
-              <w:t>s00q10, s01q35, s01q36, s01q37, s02q04, s02q15, s01q00b, s02q17_code</w:t>
+              <w:t>s02q33, s01q00b</w:t>
             </w:r>
           </w:p>
         </w:tc>
@@ -845,7 +845,7 @@
                 <w:i w:val="0"/>
                 <w:sz w:val="17"/>
               </w:rPr>
-              <w:t>Avertissement!!! L'âge (24 ans) de SECKOU TOURE SANE avec son niveau d'étude (3ème année Secondaire 2 Général) semble incoherent, veuillez confirmer cette information avec le QG ou corriger l'incohérence.</w:t>
+              <w:t>Incoherent!!! La dernière fois que NDEYE ASTOU BADJI a  fréquenté l'école est 9999.</w:t>
             </w:r>
           </w:p>
         </w:tc>
@@ -904,7 +904,7 @@
                 <w:color w:val="16A34A"/>
                 <w:sz w:val="16"/>
               </w:rPr>
-              <w:t>s02q33, s01q00b</w:t>
+              <w:t>—</w:t>
             </w:r>
           </w:p>
         </w:tc>
@@ -935,7 +935,7 @@
                 <w:i w:val="0"/>
                 <w:sz w:val="17"/>
               </w:rPr>
-              <w:t>Incoherent!!! La dernière fois que NDEYE ASTOU BADJI a  fréquenté l'école est 9999.</w:t>
+              <w:t>Incohérent!! Le niveau d'instruction déclaré par l'un des enfants () au niveau de la section 1 de ALPHOUSSEYNI SANE diffère de celui donné par ALPHOUSSEYNI SANE lui-même qui affirme ne pas avoir frequenté l'école formelle.</w:t>
             </w:r>
           </w:p>
         </w:tc>
@@ -968,7 +968,7 @@
                 <w:i w:val="0"/>
                 <w:sz w:val="16"/>
               </w:rPr>
-              <w:t>S02</w:t>
+              <w:t>S11</w:t>
               <w:br/>
             </w:r>
             <w:r>
@@ -978,7 +978,7 @@
                 <w:color w:val="64748B"/>
                 <w:sz w:val="14"/>
               </w:rPr>
-              <w:t>Éducation</w:t>
+              <w:t>Logement / cadre de vie</w:t>
             </w:r>
           </w:p>
         </w:tc>
@@ -1025,7 +1025,7 @@
                 <w:i w:val="0"/>
                 <w:sz w:val="17"/>
               </w:rPr>
-              <w:t>Incohérent!! Le niveau d'instruction déclaré par l'un des enfants () au niveau de la section 1 de ALPHOUSSEYNI SANE diffère de celui donné par ALPHOUSSEYNI SANE lui-même qui affirme ne pas avoir frequenté l'école formelle.</w:t>
+              <w:t>Incoherent!!! Le nombre de pièces occupés (8) est superieur aux nombres de personnes vivant dans le ménage.</w:t>
             </w:r>
           </w:p>
         </w:tc>
@@ -1115,7 +1115,7 @@
                 <w:i w:val="0"/>
                 <w:sz w:val="17"/>
               </w:rPr>
-              <w:t>Incoherent!!! Le nombre de pièces occupés (8) est superieur aux nombres de personnes vivant dans le ménage.</w:t>
+              <w:t>Prière de corriger cette incohérence.</w:t>
             </w:r>
           </w:p>
         </w:tc>
@@ -1205,7 +1205,7 @@
                 <w:i w:val="0"/>
                 <w:sz w:val="17"/>
               </w:rPr>
-              <w:t>Prière de corriger cette incohérence.</w:t>
+              <w:t>Incoherence!! Le ménage a depensé .</w:t>
             </w:r>
           </w:p>
         </w:tc>
@@ -1264,7 +1264,7 @@
                 <w:color w:val="16A34A"/>
                 <w:sz w:val="16"/>
               </w:rPr>
-              <w:t>—</w:t>
+              <w:t>s01q29, s01q31, s04q24, s00q04, s11q21, s09fq03, s09fq011</w:t>
             </w:r>
           </w:p>
         </w:tc>
@@ -1295,7 +1295,7 @@
                 <w:i w:val="0"/>
                 <w:sz w:val="17"/>
               </w:rPr>
-              <w:t>Incoherence!! Le ménage a depensé .</w:t>
+              <w:t>FCFA dans Frais de connexion au réseau de distribution d'eau mais dit ne pas être connecté à un réseau d'eau courante, prière de corriger cette incoherenceAttention!!! Les ménages vivants dans un(e) Maison Basse à SEDHIOU Rural ont généralement comme principal matériau de construction le/la Banco amélioré/ semi-dur, mais celui du ménage de ALPHOUYSEYNI SANE (Paille, Banco, motte de terre) diffère de celui-ci.</w:t>
             </w:r>
           </w:p>
         </w:tc>
@@ -1328,7 +1328,7 @@
                 <w:i w:val="0"/>
                 <w:sz w:val="16"/>
               </w:rPr>
-              <w:t>S11</w:t>
+              <w:t>S13</w:t>
               <w:br/>
             </w:r>
             <w:r>
@@ -1338,7 +1338,7 @@
                 <w:color w:val="64748B"/>
                 <w:sz w:val="14"/>
               </w:rPr>
-              <w:t>Logement / cadre de vie</w:t>
+              <w:t>Transferts</w:t>
             </w:r>
           </w:p>
         </w:tc>
@@ -1354,7 +1354,7 @@
                 <w:color w:val="16A34A"/>
                 <w:sz w:val="16"/>
               </w:rPr>
-              <w:t>s01q29, s01q31, s04q24, s00q04, s11q21, s09fq03, s09fq011</w:t>
+              <w:t>s00q27, s01q00a, s01q12, s01q13, s02q04, s03q11, s03q12, s01q01</w:t>
             </w:r>
           </w:p>
         </w:tc>
@@ -1385,7 +1385,7 @@
                 <w:i w:val="0"/>
                 <w:sz w:val="17"/>
               </w:rPr>
-              <w:t>FCFA dans Frais de connexion au réseau de distribution d'eau mais dit ne pas être connecté à un réseau d'eau courante, prière de corriger cette incoherenceAttention!!! Les ménages vivants dans un(e) Maison Basse à SEDHIOU Rural ont généralement comme principal matériau de construction le/la Banco amélioré/ semi-dur, mais celui du ménage de ALPHOUYSEYNI SANE (Paille, Banco, motte de terre) diffère de celui-ci.</w:t>
+              <w:t>L'âge du béneficiaire d'argent dans la section 13b (Transfert emis) semble incoherent voir élévé, prière de verifier ou corriger.</w:t>
             </w:r>
           </w:p>
         </w:tc>
@@ -1418,7 +1418,7 @@
                 <w:i w:val="0"/>
                 <w:sz w:val="16"/>
               </w:rPr>
-              <w:t>S13</w:t>
+              <w:t>S17</w:t>
               <w:br/>
             </w:r>
             <w:r>
@@ -1428,7 +1428,7 @@
                 <w:color w:val="64748B"/>
                 <w:sz w:val="14"/>
               </w:rPr>
-              <w:t>Transferts</w:t>
+              <w:t>Élevage</w:t>
             </w:r>
           </w:p>
         </w:tc>
@@ -1444,7 +1444,7 @@
                 <w:color w:val="16A34A"/>
                 <w:sz w:val="16"/>
               </w:rPr>
-              <w:t>s00q27, s01q00a, s01q12, s01q13, s02q04, s03q11, s03q12, s01q01</w:t>
+              <w:t>s17q18a, s17q18b, s17q18c, s17q18d, s17q18e, s17q18f, s17q18g, s17q18h</w:t>
             </w:r>
           </w:p>
         </w:tc>
@@ -1475,7 +1475,7 @@
                 <w:i w:val="0"/>
                 <w:sz w:val="17"/>
               </w:rPr>
-              <w:t>L'âge du béneficiaire d'argent dans la section 13b (Transfert emis) semble incoherent voir élévé, prière de verifier ou corriger.</w:t>
+              <w:t>Incohérence!! Le ménage a dit qu'il a abbatu un Poules / poulets dans les fêtes mais vous n'avez declaré aucun nombre d'animal abbatu dans les fêtes, prière de renseigner les nombre dans les questions (s17q18a s17q18b s17q18c s17q18d s17q18e s17q18f s17q18g s17q18h s17q18i).</w:t>
             </w:r>
           </w:p>
         </w:tc>
@@ -1490,10 +1490,10 @@
               <w:rPr>
                 <w:b/>
                 <w:i w:val="0"/>
-                <w:color w:val="DC2626"/>
-                <w:sz w:val="16"/>
-              </w:rPr>
-              <w:t>Haute</w:t>
+                <w:color w:val="EA580C"/>
+                <w:sz w:val="16"/>
+              </w:rPr>
+              <w:t>Moyenne</w:t>
             </w:r>
           </w:p>
         </w:tc>
@@ -1508,7 +1508,7 @@
                 <w:i w:val="0"/>
                 <w:sz w:val="16"/>
               </w:rPr>
-              <w:t>S17</w:t>
+              <w:t>S00</w:t>
               <w:br/>
             </w:r>
             <w:r>
@@ -1518,7 +1518,7 @@
                 <w:color w:val="64748B"/>
                 <w:sz w:val="14"/>
               </w:rPr>
-              <w:t>Élevage</w:t>
+              <w:t>Identification</w:t>
             </w:r>
           </w:p>
         </w:tc>
@@ -1534,7 +1534,7 @@
                 <w:color w:val="16A34A"/>
                 <w:sz w:val="16"/>
               </w:rPr>
-              <w:t>s17q18a, s17q18b, s17q18c, s17q18d, s17q18e, s17q18f, s17q18g, s17q18h</w:t>
+              <w:t>—</w:t>
             </w:r>
           </w:p>
         </w:tc>
@@ -1565,7 +1565,7 @@
                 <w:i w:val="0"/>
                 <w:sz w:val="17"/>
               </w:rPr>
-              <w:t>Incohérence!! Le ménage a dit qu'il a abbatu un Poules / poulets dans les fêtes mais vous n'avez declaré aucun nombre d'animal abbatu dans les fêtes, prière de renseigner les nombre dans les questions (s17q18a s17q18b s17q18c s17q18d s17q18e s17q18f s17q18g s17q18h s17q18i).</w:t>
+              <w:t>L'adresse ou la localisation du ménage doit être bien renseignée, ne doit pas contenir des numéros de téléphone et elle semble courte pour être une adresse.</w:t>
             </w:r>
           </w:p>
         </w:tc>
@@ -1655,7 +1655,7 @@
                 <w:i w:val="0"/>
                 <w:sz w:val="17"/>
               </w:rPr>
-              <w:t>L'adresse ou la localisation du ménage doit être bien renseignée, ne doit pas contenir des numéros de téléphone et elle semble courte pour être une adresse.</w:t>
+              <w:t>Prière de renseigner la bonne adresse.Attention! Il manque des informations non renseignées dans la section 0, prière de regarder toutes les autres informations dans l'identification du ménage (IDENTIFICATION ET RENSEIGNEMENTS DE CONTROLE) ou dans OBSERVATIONS pour pouvoir renseigné toutes les questions liées au ménage.</w:t>
             </w:r>
           </w:p>
         </w:tc>
@@ -1688,7 +1688,7 @@
                 <w:i w:val="0"/>
                 <w:sz w:val="16"/>
               </w:rPr>
-              <w:t>S00</w:t>
+              <w:t>S01</w:t>
               <w:br/>
             </w:r>
             <w:r>
@@ -1698,7 +1698,7 @@
                 <w:color w:val="64748B"/>
                 <w:sz w:val="14"/>
               </w:rPr>
-              <w:t>Identification</w:t>
+              <w:t>Démographie</w:t>
             </w:r>
           </w:p>
         </w:tc>
@@ -1714,7 +1714,7 @@
                 <w:color w:val="16A34A"/>
                 <w:sz w:val="16"/>
               </w:rPr>
-              <w:t>—</w:t>
+              <w:t>s01q23, s01q00b, s01q23_autre</w:t>
             </w:r>
           </w:p>
         </w:tc>
@@ -1745,7 +1745,7 @@
                 <w:i w:val="0"/>
                 <w:sz w:val="17"/>
               </w:rPr>
-              <w:t>Prière de renseigner la bonne adresse.Attention! Il manque des informations non renseignées dans la section 0, prière de regarder toutes les autres informations dans l'identification du ménage (IDENTIFICATION ET RENSEIGNEMENTS DE CONTROLE) ou dans OBSERVATIONS pour pouvoir renseigné toutes les questions liées au ménage.</w:t>
+              <w:t>L'utilisations de l'internet  de SECKOU TOURE SANE est JEUX et semble exister dans les modalités, prière de prendre attache avec le QG pour plus d'explication afin de la classer bien.</w:t>
             </w:r>
           </w:p>
         </w:tc>
@@ -1804,7 +1804,7 @@
                 <w:color w:val="16A34A"/>
                 <w:sz w:val="16"/>
               </w:rPr>
-              <w:t>s01q23, s01q00b, s01q23_autre</w:t>
+              <w:t>—</w:t>
             </w:r>
           </w:p>
         </w:tc>
@@ -1835,7 +1835,7 @@
                 <w:i w:val="0"/>
                 <w:sz w:val="17"/>
               </w:rPr>
-              <w:t>L'utilisations de l'internet  de SECKOU TOURE SANE est JEUX et semble exister dans les modalités, prière de prendre attache avec le QG pour plus d'explication afin de la classer bien.</w:t>
+              <w:t>Prière de verifier l'information donnée par SECKOU TOURE SANE ou corriger au niveau de la section 1.</w:t>
             </w:r>
           </w:p>
         </w:tc>
@@ -1894,7 +1894,7 @@
                 <w:color w:val="16A34A"/>
                 <w:sz w:val="16"/>
               </w:rPr>
-              <w:t>—</w:t>
+              <w:t>s01q10_1</w:t>
             </w:r>
           </w:p>
         </w:tc>
@@ -1925,367 +1925,7 @@
                 <w:i w:val="0"/>
                 <w:sz w:val="17"/>
               </w:rPr>
-              <w:t>Prière de verifier l'information donnée par SECKOU TOURE SANE ou corriger au niveau de la section 1.</w:t>
-            </w:r>
-          </w:p>
-        </w:tc>
-      </w:tr>
-      <w:tr>
-        <w:tc>
-          <w:tcPr>
-            <w:tcW w:type="dxa" w:w="964"/>
-          </w:tcPr>
-          <w:p>
-            <w:r>
-              <w:rPr>
-                <w:b/>
-                <w:i w:val="0"/>
-                <w:color w:val="EA580C"/>
-                <w:sz w:val="16"/>
-              </w:rPr>
-              <w:t>Moyenne</w:t>
-            </w:r>
-          </w:p>
-        </w:tc>
-        <w:tc>
-          <w:tcPr>
-            <w:tcW w:type="dxa" w:w="1247"/>
-          </w:tcPr>
-          <w:p>
-            <w:r>
-              <w:rPr>
-                <w:b/>
-                <w:i w:val="0"/>
-                <w:sz w:val="16"/>
-              </w:rPr>
-              <w:t>S01</w:t>
-              <w:br/>
-            </w:r>
-            <w:r>
-              <w:rPr>
-                <w:b w:val="0"/>
-                <w:i w:val="0"/>
-                <w:color w:val="64748B"/>
-                <w:sz w:val="14"/>
-              </w:rPr>
-              <w:t>Démographie</w:t>
-            </w:r>
-          </w:p>
-        </w:tc>
-        <w:tc>
-          <w:tcPr>
-            <w:tcW w:type="dxa" w:w="1531"/>
-          </w:tcPr>
-          <w:p>
-            <w:r>
-              <w:rPr>
-                <w:b/>
-                <w:i w:val="0"/>
-                <w:color w:val="16A34A"/>
-                <w:sz w:val="16"/>
-              </w:rPr>
-              <w:t>s01q10_1</w:t>
-            </w:r>
-          </w:p>
-        </w:tc>
-        <w:tc>
-          <w:tcPr>
-            <w:tcW w:type="dxa" w:w="1191"/>
-          </w:tcPr>
-          <w:p>
-            <w:r>
-              <w:rPr>
-                <w:b w:val="0"/>
-                <w:i w:val="0"/>
-                <w:color w:val="64748B"/>
-                <w:sz w:val="16"/>
-              </w:rPr>
-              <w:t>GT-CQ</w:t>
-            </w:r>
-          </w:p>
-        </w:tc>
-        <w:tc>
-          <w:tcPr>
-            <w:tcW w:type="dxa" w:w="4706"/>
-          </w:tcPr>
-          <w:p>
-            <w:r>
-              <w:rPr>
-                <w:b w:val="0"/>
-                <w:i w:val="0"/>
-                <w:sz w:val="17"/>
-              </w:rPr>
               <w:t>La taille du ménage lors de l'enquête principale (6) de ce ménage est inférieur à la taille du denombrement (8), prière de fournir des explications concrètes ou aller revisiter le ménage.</w:t>
-            </w:r>
-          </w:p>
-        </w:tc>
-      </w:tr>
-      <w:tr>
-        <w:tc>
-          <w:tcPr>
-            <w:tcW w:type="dxa" w:w="964"/>
-          </w:tcPr>
-          <w:p>
-            <w:r>
-              <w:rPr>
-                <w:b/>
-                <w:i w:val="0"/>
-                <w:color w:val="EA580C"/>
-                <w:sz w:val="16"/>
-              </w:rPr>
-              <w:t>Moyenne</w:t>
-            </w:r>
-          </w:p>
-        </w:tc>
-        <w:tc>
-          <w:tcPr>
-            <w:tcW w:type="dxa" w:w="1247"/>
-          </w:tcPr>
-          <w:p>
-            <w:r>
-              <w:rPr>
-                <w:b/>
-                <w:i w:val="0"/>
-                <w:sz w:val="16"/>
-              </w:rPr>
-              <w:t>S02</w:t>
-              <w:br/>
-            </w:r>
-            <w:r>
-              <w:rPr>
-                <w:b w:val="0"/>
-                <w:i w:val="0"/>
-                <w:color w:val="64748B"/>
-                <w:sz w:val="14"/>
-              </w:rPr>
-              <w:t>Éducation</w:t>
-            </w:r>
-          </w:p>
-        </w:tc>
-        <w:tc>
-          <w:tcPr>
-            <w:tcW w:type="dxa" w:w="1531"/>
-          </w:tcPr>
-          <w:p>
-            <w:r>
-              <w:rPr>
-                <w:b/>
-                <w:i w:val="0"/>
-                <w:color w:val="16A34A"/>
-                <w:sz w:val="16"/>
-              </w:rPr>
-              <w:t>—</w:t>
-            </w:r>
-          </w:p>
-        </w:tc>
-        <w:tc>
-          <w:tcPr>
-            <w:tcW w:type="dxa" w:w="1191"/>
-          </w:tcPr>
-          <w:p>
-            <w:r>
-              <w:rPr>
-                <w:b w:val="0"/>
-                <w:i w:val="0"/>
-                <w:color w:val="64748B"/>
-                <w:sz w:val="16"/>
-              </w:rPr>
-              <w:t>GT-CQ</w:t>
-            </w:r>
-          </w:p>
-        </w:tc>
-        <w:tc>
-          <w:tcPr>
-            <w:tcW w:type="dxa" w:w="4706"/>
-          </w:tcPr>
-          <w:p>
-            <w:r>
-              <w:rPr>
-                <w:b w:val="0"/>
-                <w:i w:val="0"/>
-                <w:sz w:val="17"/>
-              </w:rPr>
-              <w:t>veuillez, s'il vous plait, confirmer les frais de scolarité ( 1000 FCFA) payée de ASSANATOU SANE avec le QG ou apporter les corrections nécessaires.</w:t>
-            </w:r>
-          </w:p>
-        </w:tc>
-      </w:tr>
-      <w:tr>
-        <w:tc>
-          <w:tcPr>
-            <w:tcW w:type="dxa" w:w="964"/>
-          </w:tcPr>
-          <w:p>
-            <w:r>
-              <w:rPr>
-                <w:b/>
-                <w:i w:val="0"/>
-                <w:color w:val="EA580C"/>
-                <w:sz w:val="16"/>
-              </w:rPr>
-              <w:t>Moyenne</w:t>
-            </w:r>
-          </w:p>
-        </w:tc>
-        <w:tc>
-          <w:tcPr>
-            <w:tcW w:type="dxa" w:w="1247"/>
-          </w:tcPr>
-          <w:p>
-            <w:r>
-              <w:rPr>
-                <w:b/>
-                <w:i w:val="0"/>
-                <w:sz w:val="16"/>
-              </w:rPr>
-              <w:t>S02</w:t>
-              <w:br/>
-            </w:r>
-            <w:r>
-              <w:rPr>
-                <w:b w:val="0"/>
-                <w:i w:val="0"/>
-                <w:color w:val="64748B"/>
-                <w:sz w:val="14"/>
-              </w:rPr>
-              <w:t>Éducation</w:t>
-            </w:r>
-          </w:p>
-        </w:tc>
-        <w:tc>
-          <w:tcPr>
-            <w:tcW w:type="dxa" w:w="1531"/>
-          </w:tcPr>
-          <w:p>
-            <w:r>
-              <w:rPr>
-                <w:b/>
-                <w:i w:val="0"/>
-                <w:color w:val="16A34A"/>
-                <w:sz w:val="16"/>
-              </w:rPr>
-              <w:t>—</w:t>
-            </w:r>
-          </w:p>
-        </w:tc>
-        <w:tc>
-          <w:tcPr>
-            <w:tcW w:type="dxa" w:w="1191"/>
-          </w:tcPr>
-          <w:p>
-            <w:r>
-              <w:rPr>
-                <w:b w:val="0"/>
-                <w:i w:val="0"/>
-                <w:color w:val="64748B"/>
-                <w:sz w:val="16"/>
-              </w:rPr>
-              <w:t>GT-CQ</w:t>
-            </w:r>
-          </w:p>
-        </w:tc>
-        <w:tc>
-          <w:tcPr>
-            <w:tcW w:type="dxa" w:w="4706"/>
-          </w:tcPr>
-          <w:p>
-            <w:r>
-              <w:rPr>
-                <w:b w:val="0"/>
-                <w:i w:val="0"/>
-                <w:sz w:val="17"/>
-              </w:rPr>
-              <w:t>veuillez, s'il vous plait, confirmer les frais de scolarité ( 1000 FCFA) payée de SIRE SANE avec le QG ou apporter les corrections nécessaires.</w:t>
-            </w:r>
-          </w:p>
-        </w:tc>
-      </w:tr>
-      <w:tr>
-        <w:tc>
-          <w:tcPr>
-            <w:tcW w:type="dxa" w:w="964"/>
-          </w:tcPr>
-          <w:p>
-            <w:r>
-              <w:rPr>
-                <w:b/>
-                <w:i w:val="0"/>
-                <w:color w:val="EA580C"/>
-                <w:sz w:val="16"/>
-              </w:rPr>
-              <w:t>Moyenne</w:t>
-            </w:r>
-          </w:p>
-        </w:tc>
-        <w:tc>
-          <w:tcPr>
-            <w:tcW w:type="dxa" w:w="1247"/>
-          </w:tcPr>
-          <w:p>
-            <w:r>
-              <w:rPr>
-                <w:b/>
-                <w:i w:val="0"/>
-                <w:sz w:val="16"/>
-              </w:rPr>
-              <w:t>S02</w:t>
-              <w:br/>
-            </w:r>
-            <w:r>
-              <w:rPr>
-                <w:b w:val="0"/>
-                <w:i w:val="0"/>
-                <w:color w:val="64748B"/>
-                <w:sz w:val="14"/>
-              </w:rPr>
-              <w:t>Éducation</w:t>
-            </w:r>
-          </w:p>
-        </w:tc>
-        <w:tc>
-          <w:tcPr>
-            <w:tcW w:type="dxa" w:w="1531"/>
-          </w:tcPr>
-          <w:p>
-            <w:r>
-              <w:rPr>
-                <w:b/>
-                <w:i w:val="0"/>
-                <w:color w:val="16A34A"/>
-                <w:sz w:val="16"/>
-              </w:rPr>
-              <w:t>—</w:t>
-            </w:r>
-          </w:p>
-        </w:tc>
-        <w:tc>
-          <w:tcPr>
-            <w:tcW w:type="dxa" w:w="1191"/>
-          </w:tcPr>
-          <w:p>
-            <w:r>
-              <w:rPr>
-                <w:b w:val="0"/>
-                <w:i w:val="0"/>
-                <w:color w:val="64748B"/>
-                <w:sz w:val="16"/>
-              </w:rPr>
-              <w:t>GT-CQ</w:t>
-            </w:r>
-          </w:p>
-        </w:tc>
-        <w:tc>
-          <w:tcPr>
-            <w:tcW w:type="dxa" w:w="4706"/>
-          </w:tcPr>
-          <w:p>
-            <w:r>
-              <w:rPr>
-                <w:b w:val="0"/>
-                <w:i w:val="0"/>
-                <w:sz w:val="17"/>
-              </w:rPr>
-              <w:t>veuillez, s'il vous plait, confirmer les frais de scolarité ( 12500 FCFA) payée de SECKOU TOURE SANE avec le QG ou apporter les corrections nécessaires.</w:t>
             </w:r>
           </w:p>
         </w:tc>
